--- a/files/marked/IS-017 雲端服務安全管理程序.docx
+++ b/files/marked/IS-017 雲端服務安全管理程序.docx
@@ -2537,30 +2537,7 @@
         </w:numPr>
       </w:pPr>
       <w:r>
-        <w:rPr>
-          <w:rFonts w:ascii="標楷體" w:hAnsi="標楷體" w:cs="Gungsuh" w:hint="eastAsia"/>
-          <w:color w:val="000000" w:themeColor="text1"/>
-          <w:szCs w:val="28"/>
-        </w:rPr>
-        <w:t>○○○○○股份有限公司（以下簡稱本公司）對所使用雲端服務訂定明確管理規範，確保各項服務之機密性（Confidentiality）、完整性 （Integrity）、可用性（Availability）與遵循性（Compliance）符合資訊安全要求，以降低可能潛存風險，以防止不當之資訊存取及避免重要資料外</w:t>
-      </w:r>
-      <w:proofErr w:type="gramStart"/>
-      <w:r>
-        <w:rPr>
-          <w:rFonts w:ascii="標楷體" w:hAnsi="標楷體" w:cs="Gungsuh" w:hint="eastAsia"/>
-          <w:color w:val="000000" w:themeColor="text1"/>
-          <w:szCs w:val="28"/>
-        </w:rPr>
-        <w:t>洩</w:t>
-      </w:r>
-      <w:proofErr w:type="gramEnd"/>
-      <w:r>
-        <w:rPr>
-          <w:rFonts w:ascii="標楷體" w:hAnsi="標楷體" w:cs="Gungsuh" w:hint="eastAsia"/>
-          <w:color w:val="000000" w:themeColor="text1"/>
-          <w:szCs w:val="28"/>
-        </w:rPr>
-        <w:t>，特建立本作業管理程序以利遵循。</w:t>
+        <w:t>{{company_name}}（以下簡稱本公司）對所使用雲端服務訂定明確管理規範，確保各項服務之機密性（Confidentiality）、完整性 （Integrity）、可用性（Availability）與遵循性（Compliance）符合資訊安全要求，以降低可能潛存風險，以防止不當之資訊存取及避免重要資料外洩，特建立本作業管理程序以利遵循。</w:t>
       </w:r>
     </w:p>
     <w:p>
